--- a/deal-mgmt/templates/legal/spa_template.docx
+++ b/deal-mgmt/templates/legal/spa_template.docx
@@ -9,7 +9,7 @@
       </w:pPr>
       <w:r>
         <w:rPr>
-          <w:rFonts w:ascii="Times New Roman" w:hAnsi="Times New Roman" w:eastAsia="바탕체"/>
+          <w:rFonts w:ascii="Times New Roman" w:hAnsi="Times New Roman" w:eastAsia="바탕"/>
           <w:b/>
           <w:sz w:val="32"/>
         </w:rPr>
@@ -23,9 +23,9 @@
       </w:pPr>
       <w:r>
         <w:rPr>
-          <w:rFonts w:ascii="Times New Roman" w:hAnsi="Times New Roman" w:eastAsia="바탕체"/>
+          <w:rFonts w:ascii="Times New Roman" w:hAnsi="Times New Roman" w:eastAsia="바탕"/>
           <w:b w:val="0"/>
-          <w:sz w:val="20"/>
+          <w:sz w:val="28"/>
         </w:rPr>
         <w:t>(Stock Purchase Agreement)</w:t>
       </w:r>
@@ -41,8 +41,8 @@
       </w:pPr>
       <w:r>
         <w:rPr>
-          <w:rFonts w:ascii="Times New Roman" w:hAnsi="Times New Roman" w:eastAsia="바탕체"/>
-          <w:sz w:val="24"/>
+          <w:rFonts w:ascii="Times New Roman" w:hAnsi="Times New Roman" w:eastAsia="바탕"/>
+          <w:sz w:val="23"/>
         </w:rPr>
         <w:t>본 주식매매계약(이하 "본 계약")은 {{ signing_date }}(이하 "본 계약 체결일") 아래 당사자들 사이에서 체결되었다.</w:t>
       </w:r>
@@ -54,8 +54,8 @@
       </w:pPr>
       <w:r>
         <w:rPr>
-          <w:rFonts w:ascii="Times New Roman" w:hAnsi="Times New Roman" w:eastAsia="바탕체"/>
-          <w:sz w:val="24"/>
+          <w:rFonts w:ascii="Times New Roman" w:hAnsi="Times New Roman" w:eastAsia="바탕"/>
+          <w:sz w:val="23"/>
         </w:rPr>
         <w:t>{{ seller_name }}(이하 "매도인")</w:t>
       </w:r>
@@ -67,8 +67,8 @@
       </w:pPr>
       <w:r>
         <w:rPr>
-          <w:rFonts w:ascii="Times New Roman" w:hAnsi="Times New Roman" w:eastAsia="바탕체"/>
-          <w:sz w:val="24"/>
+          <w:rFonts w:ascii="Times New Roman" w:hAnsi="Times New Roman" w:eastAsia="바탕"/>
+          <w:sz w:val="23"/>
         </w:rPr>
         <w:t>{{ buyer_name }}(이하 "매수인", 매도인과 매수인을 총칭하여 "당사자들")</w:t>
       </w:r>
@@ -80,9 +80,9 @@
       </w:pPr>
       <w:r>
         <w:rPr>
-          <w:rFonts w:ascii="Times New Roman" w:hAnsi="Times New Roman" w:eastAsia="바탕체"/>
+          <w:rFonts w:ascii="Times New Roman" w:hAnsi="Times New Roman" w:eastAsia="바탕"/>
           <w:b/>
-          <w:sz w:val="24"/>
+          <w:sz w:val="23"/>
         </w:rPr>
         <w:t>전     문</w:t>
       </w:r>
@@ -93,8 +93,8 @@
       </w:pPr>
       <w:r>
         <w:rPr>
-          <w:rFonts w:ascii="Times New Roman" w:hAnsi="Times New Roman" w:eastAsia="바탕체"/>
-          <w:sz w:val="24"/>
+          <w:rFonts w:ascii="Times New Roman" w:hAnsi="Times New Roman" w:eastAsia="바탕"/>
+          <w:sz w:val="23"/>
         </w:rPr>
         <w:t>{{ target_company_name }}(이하 "대상회사")는 대한민국 법령에 따라 설립되어 존속하는 주식회사이다.</w:t>
       </w:r>
@@ -105,8 +105,8 @@
       </w:pPr>
       <w:r>
         <w:rPr>
-          <w:rFonts w:ascii="Times New Roman" w:hAnsi="Times New Roman" w:eastAsia="바탕체"/>
-          <w:sz w:val="24"/>
+          <w:rFonts w:ascii="Times New Roman" w:hAnsi="Times New Roman" w:eastAsia="바탕"/>
+          <w:sz w:val="23"/>
         </w:rPr>
         <w:t>매도인은 본 계약 체결일 현재 대상회사 발행의 보통주식 {{ transfer_shares }}주(발행주식총수 {{ total_shares }}주 중 해당 비율에 해당)를 보유하고 있다.</w:t>
       </w:r>
@@ -117,8 +117,8 @@
       </w:pPr>
       <w:r>
         <w:rPr>
-          <w:rFonts w:ascii="Times New Roman" w:hAnsi="Times New Roman" w:eastAsia="바탕체"/>
-          <w:sz w:val="24"/>
+          <w:rFonts w:ascii="Times New Roman" w:hAnsi="Times New Roman" w:eastAsia="바탕"/>
+          <w:sz w:val="23"/>
         </w:rPr>
         <w:t>이에 당사자들은 아래와 같이 합의한다.</w:t>
       </w:r>
@@ -130,9 +130,9 @@
       </w:pPr>
       <w:r>
         <w:rPr>
-          <w:rFonts w:ascii="Times New Roman" w:hAnsi="Times New Roman" w:eastAsia="바탕체"/>
+          <w:rFonts w:ascii="Times New Roman" w:hAnsi="Times New Roman" w:eastAsia="바탕"/>
           <w:b/>
-          <w:sz w:val="24"/>
+          <w:sz w:val="23"/>
         </w:rPr>
         <w:t>아     래</w:t>
       </w:r>
@@ -140,103 +140,103 @@
     <w:p>
       <w:pPr>
         <w:pStyle w:val="Heading1"/>
-        <w:spacing w:before="240" w:after="120"/>
+        <w:spacing w:before="360" w:after="240"/>
       </w:pPr>
       <w:r>
         <w:rPr>
-          <w:rFonts w:ascii="Times New Roman" w:hAnsi="Times New Roman" w:eastAsia="바탕체"/>
+          <w:rFonts w:ascii="Times New Roman" w:hAnsi="Times New Roman" w:eastAsia="바탕"/>
           <w:b/>
-          <w:sz w:val="24"/>
+          <w:sz w:val="23"/>
         </w:rPr>
         <w:t>제1조 (정의)</w:t>
       </w:r>
     </w:p>
     <w:p>
       <w:pPr>
-        <w:spacing w:after="80"/>
+        <w:spacing w:after="0"/>
       </w:pPr>
       <w:r>
         <w:rPr>
-          <w:rFonts w:ascii="Times New Roman" w:hAnsi="Times New Roman" w:eastAsia="바탕체"/>
-          <w:sz w:val="24"/>
+          <w:rFonts w:ascii="Times New Roman" w:hAnsi="Times New Roman" w:eastAsia="바탕"/>
+          <w:sz w:val="23"/>
         </w:rPr>
         <w:t>본 계약에서 사용되는 다음의 용어는 본 계약에서 달리 정의되지 아니하는 한, 아래 규정된 의미를 가진다.</w:t>
       </w:r>
     </w:p>
     <w:p>
       <w:pPr>
-        <w:spacing w:after="80"/>
+        <w:spacing w:after="0"/>
         <w:ind w:left="737"/>
       </w:pPr>
       <w:r>
         <w:rPr>
-          <w:rFonts w:ascii="Times New Roman" w:hAnsi="Times New Roman" w:eastAsia="바탕체"/>
-          <w:sz w:val="24"/>
+          <w:rFonts w:ascii="Times New Roman" w:hAnsi="Times New Roman" w:eastAsia="바탕"/>
+          <w:sz w:val="23"/>
         </w:rPr>
         <w:t>"대상주식"이라 함은 대상회사 발행의 보통주식 {{ transfer_shares }}주를 말한다.</w:t>
       </w:r>
     </w:p>
     <w:p>
       <w:pPr>
-        <w:spacing w:after="80"/>
+        <w:spacing w:after="0"/>
         <w:ind w:left="737"/>
       </w:pPr>
       <w:r>
         <w:rPr>
-          <w:rFonts w:ascii="Times New Roman" w:hAnsi="Times New Roman" w:eastAsia="바탕체"/>
-          <w:sz w:val="24"/>
+          <w:rFonts w:ascii="Times New Roman" w:hAnsi="Times New Roman" w:eastAsia="바탕"/>
+          <w:sz w:val="23"/>
         </w:rPr>
         <w:t>"매매대금"이라 함은 1주당 금 {{ share_price_per }}원으로 산정한 총 금 {{ total_purchase_price }}원을 말한다.</w:t>
       </w:r>
     </w:p>
     <w:p>
       <w:pPr>
-        <w:spacing w:after="80"/>
+        <w:spacing w:after="0"/>
         <w:ind w:left="737"/>
       </w:pPr>
       <w:r>
         <w:rPr>
-          <w:rFonts w:ascii="Times New Roman" w:hAnsi="Times New Roman" w:eastAsia="바탕체"/>
-          <w:sz w:val="24"/>
+          <w:rFonts w:ascii="Times New Roman" w:hAnsi="Times New Roman" w:eastAsia="바탕"/>
+          <w:sz w:val="23"/>
         </w:rPr>
         <w:t>"거래종결일"이라 함은 {{ closing_date }}을 말한다.</w:t>
       </w:r>
     </w:p>
     <w:p>
       <w:pPr>
-        <w:spacing w:after="80"/>
+        <w:spacing w:after="0"/>
         <w:ind w:left="737"/>
       </w:pPr>
       <w:r>
         <w:rPr>
-          <w:rFonts w:ascii="Times New Roman" w:hAnsi="Times New Roman" w:eastAsia="바탕체"/>
-          <w:sz w:val="24"/>
+          <w:rFonts w:ascii="Times New Roman" w:hAnsi="Times New Roman" w:eastAsia="바탕"/>
+          <w:sz w:val="23"/>
         </w:rPr>
         <w:t>"에스크로 금원"이라 함은 금 {{ escrow_amount }}원을 말한다.</w:t>
       </w:r>
     </w:p>
     <w:p>
       <w:pPr>
-        <w:spacing w:after="80"/>
+        <w:spacing w:after="0"/>
         <w:ind w:left="737"/>
       </w:pPr>
       <w:r>
         <w:rPr>
-          <w:rFonts w:ascii="Times New Roman" w:hAnsi="Times New Roman" w:eastAsia="바탕체"/>
-          <w:sz w:val="24"/>
+          <w:rFonts w:ascii="Times New Roman" w:hAnsi="Times New Roman" w:eastAsia="바탕"/>
+          <w:sz w:val="23"/>
         </w:rPr>
         <w:t>"진술보장 기간"이라 함은 거래종결일로부터 {{ warranty_period_months }}개월을 말한다.</w:t>
       </w:r>
     </w:p>
     <w:p>
       <w:pPr>
-        <w:spacing w:after="80"/>
+        <w:spacing w:after="0"/>
         <w:ind w:left="737"/>
       </w:pPr>
       <w:r>
         <w:rPr>
-          <w:rFonts w:ascii="Times New Roman" w:hAnsi="Times New Roman" w:eastAsia="바탕체"/>
-          <w:sz w:val="24"/>
+          <w:rFonts w:ascii="Times New Roman" w:hAnsi="Times New Roman" w:eastAsia="바탕"/>
+          <w:sz w:val="23"/>
         </w:rPr>
         <w:t>"준거법"이라 함은 {{ governing_law }} 법을 말한다.</w:t>
       </w:r>
@@ -244,13 +244,13 @@
     <w:p>
       <w:pPr>
         <w:pStyle w:val="Heading1"/>
-        <w:spacing w:before="240" w:after="120"/>
+        <w:spacing w:before="360" w:after="240"/>
       </w:pPr>
       <w:r>
         <w:rPr>
-          <w:rFonts w:ascii="Times New Roman" w:hAnsi="Times New Roman" w:eastAsia="바탕체"/>
+          <w:rFonts w:ascii="Times New Roman" w:hAnsi="Times New Roman" w:eastAsia="바탕"/>
           <w:b/>
-          <w:sz w:val="24"/>
+          <w:sz w:val="23"/>
         </w:rPr>
         <w:t>제2조 (대상주식의 매수 및 매매대금)</w:t>
       </w:r>
@@ -262,21 +262,21 @@
       </w:pPr>
       <w:r>
         <w:rPr>
-          <w:rFonts w:ascii="Times New Roman" w:hAnsi="Times New Roman" w:eastAsia="바탕체"/>
+          <w:rFonts w:ascii="Times New Roman" w:hAnsi="Times New Roman" w:eastAsia="바탕"/>
           <w:b/>
-          <w:sz w:val="24"/>
+          <w:sz w:val="23"/>
         </w:rPr>
         <w:t>대상주식의 매수.</w:t>
       </w:r>
     </w:p>
     <w:p>
       <w:pPr>
-        <w:spacing w:after="80"/>
+        <w:spacing w:after="0"/>
       </w:pPr>
       <w:r>
         <w:rPr>
-          <w:rFonts w:ascii="Times New Roman" w:hAnsi="Times New Roman" w:eastAsia="바탕체"/>
-          <w:sz w:val="24"/>
+          <w:rFonts w:ascii="Times New Roman" w:hAnsi="Times New Roman" w:eastAsia="바탕"/>
+          <w:sz w:val="23"/>
         </w:rPr>
         <w:t>본 계약에서 정하는 조건에 따라, 매도인은 거래종결일에 매수인에게 대상주식을 양도하고, 매수인은 이를 인수한다.</w:t>
       </w:r>
@@ -288,33 +288,33 @@
       </w:pPr>
       <w:r>
         <w:rPr>
-          <w:rFonts w:ascii="Times New Roman" w:hAnsi="Times New Roman" w:eastAsia="바탕체"/>
+          <w:rFonts w:ascii="Times New Roman" w:hAnsi="Times New Roman" w:eastAsia="바탕"/>
           <w:b/>
-          <w:sz w:val="24"/>
+          <w:sz w:val="23"/>
         </w:rPr>
         <w:t>매매대금.</w:t>
       </w:r>
     </w:p>
     <w:p>
       <w:pPr>
-        <w:spacing w:after="80"/>
+        <w:spacing w:after="0"/>
       </w:pPr>
       <w:r>
         <w:rPr>
-          <w:rFonts w:ascii="Times New Roman" w:hAnsi="Times New Roman" w:eastAsia="바탕체"/>
-          <w:sz w:val="24"/>
+          <w:rFonts w:ascii="Times New Roman" w:hAnsi="Times New Roman" w:eastAsia="바탕"/>
+          <w:sz w:val="23"/>
         </w:rPr>
         <w:t>대상주식의 매매대금은 금 {{ total_purchase_price }}원(1주당 금 {{ share_price_per }}원)으로 한다.</w:t>
       </w:r>
     </w:p>
     <w:p>
       <w:pPr>
-        <w:spacing w:after="80"/>
+        <w:spacing w:after="0"/>
       </w:pPr>
       <w:r>
         <w:rPr>
-          <w:rFonts w:ascii="Times New Roman" w:hAnsi="Times New Roman" w:eastAsia="바탕체"/>
-          <w:sz w:val="24"/>
+          <w:rFonts w:ascii="Times New Roman" w:hAnsi="Times New Roman" w:eastAsia="바탕"/>
+          <w:sz w:val="23"/>
         </w:rPr>
         <w:t>매수인은 거래종결일에 매도인이 서면으로 지정하는 계좌로 매매대금을 송금하는 방법으로 지급한다.</w:t>
       </w:r>
@@ -322,13 +322,13 @@
     <w:p>
       <w:pPr>
         <w:pStyle w:val="Heading1"/>
-        <w:spacing w:before="240" w:after="120"/>
+        <w:spacing w:before="360" w:after="240"/>
       </w:pPr>
       <w:r>
         <w:rPr>
-          <w:rFonts w:ascii="Times New Roman" w:hAnsi="Times New Roman" w:eastAsia="바탕체"/>
+          <w:rFonts w:ascii="Times New Roman" w:hAnsi="Times New Roman" w:eastAsia="바탕"/>
           <w:b/>
-          <w:sz w:val="24"/>
+          <w:sz w:val="23"/>
         </w:rPr>
         <w:t>제3조 (거래종결)</w:t>
       </w:r>
@@ -340,21 +340,21 @@
       </w:pPr>
       <w:r>
         <w:rPr>
-          <w:rFonts w:ascii="Times New Roman" w:hAnsi="Times New Roman" w:eastAsia="바탕체"/>
+          <w:rFonts w:ascii="Times New Roman" w:hAnsi="Times New Roman" w:eastAsia="바탕"/>
           <w:b/>
-          <w:sz w:val="24"/>
+          <w:sz w:val="23"/>
         </w:rPr>
         <w:t>거래종결.</w:t>
       </w:r>
     </w:p>
     <w:p>
       <w:pPr>
-        <w:spacing w:after="80"/>
+        <w:spacing w:after="0"/>
       </w:pPr>
       <w:r>
         <w:rPr>
-          <w:rFonts w:ascii="Times New Roman" w:hAnsi="Times New Roman" w:eastAsia="바탕체"/>
-          <w:sz w:val="24"/>
+          <w:rFonts w:ascii="Times New Roman" w:hAnsi="Times New Roman" w:eastAsia="바탕"/>
+          <w:sz w:val="23"/>
         </w:rPr>
         <w:t>본 계약에 따른 거래의 종결(이하 "거래종결")은 {{ closing_date }}(이하 "거래종결일")에 이루어진다.</w:t>
       </w:r>
@@ -366,85 +366,85 @@
       </w:pPr>
       <w:r>
         <w:rPr>
-          <w:rFonts w:ascii="Times New Roman" w:hAnsi="Times New Roman" w:eastAsia="바탕체"/>
+          <w:rFonts w:ascii="Times New Roman" w:hAnsi="Times New Roman" w:eastAsia="바탕"/>
           <w:b/>
-          <w:sz w:val="24"/>
+          <w:sz w:val="23"/>
         </w:rPr>
         <w:t>거래종결 방법.</w:t>
       </w:r>
     </w:p>
     <w:p>
       <w:pPr>
-        <w:spacing w:after="80"/>
+        <w:spacing w:after="0"/>
       </w:pPr>
       <w:r>
         <w:rPr>
-          <w:rFonts w:ascii="Times New Roman" w:hAnsi="Times New Roman" w:eastAsia="바탕체"/>
-          <w:sz w:val="24"/>
+          <w:rFonts w:ascii="Times New Roman" w:hAnsi="Times New Roman" w:eastAsia="바탕"/>
+          <w:sz w:val="23"/>
         </w:rPr>
         <w:t>거래종결일에 매수인은 다음 각 호를 동시에 이행한다.</w:t>
       </w:r>
     </w:p>
     <w:p>
       <w:pPr>
-        <w:spacing w:after="80"/>
+        <w:spacing w:after="0"/>
         <w:ind w:left="737"/>
       </w:pPr>
       <w:r>
         <w:rPr>
-          <w:rFonts w:ascii="Times New Roman" w:hAnsi="Times New Roman" w:eastAsia="바탕체"/>
-          <w:sz w:val="24"/>
+          <w:rFonts w:ascii="Times New Roman" w:hAnsi="Times New Roman" w:eastAsia="바탕"/>
+          <w:sz w:val="23"/>
         </w:rPr>
         <w:t>① 매매대금 전액의 지급</w:t>
       </w:r>
     </w:p>
     <w:p>
       <w:pPr>
-        <w:spacing w:after="80"/>
+        <w:spacing w:after="0"/>
         <w:ind w:left="737"/>
       </w:pPr>
       <w:r>
         <w:rPr>
-          <w:rFonts w:ascii="Times New Roman" w:hAnsi="Times New Roman" w:eastAsia="바탕체"/>
-          <w:sz w:val="24"/>
+          <w:rFonts w:ascii="Times New Roman" w:hAnsi="Times New Roman" w:eastAsia="바탕"/>
+          <w:sz w:val="23"/>
         </w:rPr>
         <w:t>② 거래종결에 관한 이사회 결의서 교부</w:t>
       </w:r>
     </w:p>
     <w:p>
       <w:pPr>
-        <w:spacing w:after="80"/>
+        <w:spacing w:after="0"/>
       </w:pPr>
       <w:r>
         <w:rPr>
-          <w:rFonts w:ascii="Times New Roman" w:hAnsi="Times New Roman" w:eastAsia="바탕체"/>
-          <w:sz w:val="24"/>
+          <w:rFonts w:ascii="Times New Roman" w:hAnsi="Times New Roman" w:eastAsia="바탕"/>
+          <w:sz w:val="23"/>
         </w:rPr>
         <w:t>거래종결일에 매도인은 다음 각 호를 동시에 이행한다.</w:t>
       </w:r>
     </w:p>
     <w:p>
       <w:pPr>
-        <w:spacing w:after="80"/>
+        <w:spacing w:after="0"/>
         <w:ind w:left="737"/>
       </w:pPr>
       <w:r>
         <w:rPr>
-          <w:rFonts w:ascii="Times New Roman" w:hAnsi="Times New Roman" w:eastAsia="바탕체"/>
-          <w:sz w:val="24"/>
+          <w:rFonts w:ascii="Times New Roman" w:hAnsi="Times New Roman" w:eastAsia="바탕"/>
+          <w:sz w:val="23"/>
         </w:rPr>
         <w:t>① 대상주식에 대한 주식양도증서 교부</w:t>
       </w:r>
     </w:p>
     <w:p>
       <w:pPr>
-        <w:spacing w:after="80"/>
+        <w:spacing w:after="0"/>
         <w:ind w:left="737"/>
       </w:pPr>
       <w:r>
         <w:rPr>
-          <w:rFonts w:ascii="Times New Roman" w:hAnsi="Times New Roman" w:eastAsia="바탕체"/>
-          <w:sz w:val="24"/>
+          <w:rFonts w:ascii="Times New Roman" w:hAnsi="Times New Roman" w:eastAsia="바탕"/>
+          <w:sz w:val="23"/>
         </w:rPr>
         <w:t>② 주주명부 명의개서 이행</w:t>
       </w:r>
@@ -452,64 +452,64 @@
     <w:p>
       <w:pPr>
         <w:pStyle w:val="Heading1"/>
-        <w:spacing w:before="240" w:after="120"/>
+        <w:spacing w:before="360" w:after="240"/>
       </w:pPr>
       <w:r>
         <w:rPr>
-          <w:rFonts w:ascii="Times New Roman" w:hAnsi="Times New Roman" w:eastAsia="바탕체"/>
+          <w:rFonts w:ascii="Times New Roman" w:hAnsi="Times New Roman" w:eastAsia="바탕"/>
           <w:b/>
-          <w:sz w:val="24"/>
+          <w:sz w:val="23"/>
         </w:rPr>
         <w:t>제4조 (선행조건)</w:t>
       </w:r>
     </w:p>
     <w:p>
       <w:pPr>
-        <w:spacing w:after="80"/>
+        <w:spacing w:after="0"/>
       </w:pPr>
       <w:r>
         <w:rPr>
-          <w:rFonts w:ascii="Times New Roman" w:hAnsi="Times New Roman" w:eastAsia="바탕체"/>
-          <w:sz w:val="24"/>
+          <w:rFonts w:ascii="Times New Roman" w:hAnsi="Times New Roman" w:eastAsia="바탕"/>
+          <w:sz w:val="23"/>
         </w:rPr>
         <w:t>본 계약에 따른 거래종결은 아래 각 호의 선행조건이 모두 충족(또는 권리자의 서면 포기)됨을 전제로 한다.</w:t>
       </w:r>
     </w:p>
     <w:p>
       <w:pPr>
-        <w:spacing w:after="80"/>
+        <w:spacing w:after="0"/>
         <w:ind w:left="737"/>
       </w:pPr>
       <w:r>
         <w:rPr>
-          <w:rFonts w:ascii="Times New Roman" w:hAnsi="Times New Roman" w:eastAsia="바탕체"/>
-          <w:sz w:val="24"/>
+          <w:rFonts w:ascii="Times New Roman" w:hAnsi="Times New Roman" w:eastAsia="바탕"/>
+          <w:sz w:val="23"/>
         </w:rPr>
         <w:t>① 각 당사자의 진술 및 보장이 거래종결일을 기준으로 중요한 면에서 사실과 부합할 것</w:t>
       </w:r>
     </w:p>
     <w:p>
       <w:pPr>
-        <w:spacing w:after="80"/>
+        <w:spacing w:after="0"/>
         <w:ind w:left="737"/>
       </w:pPr>
       <w:r>
         <w:rPr>
-          <w:rFonts w:ascii="Times New Roman" w:hAnsi="Times New Roman" w:eastAsia="바탕체"/>
-          <w:sz w:val="24"/>
+          <w:rFonts w:ascii="Times New Roman" w:hAnsi="Times New Roman" w:eastAsia="바탕"/>
+          <w:sz w:val="23"/>
         </w:rPr>
         <w:t>② 각 당사자가 본 계약상 이행해야 할 의무를 중요한 면에서 이행하였을 것</w:t>
       </w:r>
     </w:p>
     <w:p>
       <w:pPr>
-        <w:spacing w:after="80"/>
+        <w:spacing w:after="0"/>
         <w:ind w:left="737"/>
       </w:pPr>
       <w:r>
         <w:rPr>
-          <w:rFonts w:ascii="Times New Roman" w:hAnsi="Times New Roman" w:eastAsia="바탕체"/>
-          <w:sz w:val="24"/>
+          <w:rFonts w:ascii="Times New Roman" w:hAnsi="Times New Roman" w:eastAsia="바탕"/>
+          <w:sz w:val="23"/>
         </w:rPr>
         <w:t>③ 본 계약의 체결 및 이행에 필요한 정부승인 및 제3자 동의를 취득하였을 것</w:t>
       </w:r>
@@ -517,13 +517,13 @@
     <w:p>
       <w:pPr>
         <w:pStyle w:val="Heading1"/>
-        <w:spacing w:before="240" w:after="120"/>
+        <w:spacing w:before="360" w:after="240"/>
       </w:pPr>
       <w:r>
         <w:rPr>
-          <w:rFonts w:ascii="Times New Roman" w:hAnsi="Times New Roman" w:eastAsia="바탕체"/>
+          <w:rFonts w:ascii="Times New Roman" w:hAnsi="Times New Roman" w:eastAsia="바탕"/>
           <w:b/>
-          <w:sz w:val="24"/>
+          <w:sz w:val="23"/>
         </w:rPr>
         <w:t>제5조 (진술 및 보장)</w:t>
       </w:r>
@@ -535,60 +535,60 @@
       </w:pPr>
       <w:r>
         <w:rPr>
-          <w:rFonts w:ascii="Times New Roman" w:hAnsi="Times New Roman" w:eastAsia="바탕체"/>
+          <w:rFonts w:ascii="Times New Roman" w:hAnsi="Times New Roman" w:eastAsia="바탕"/>
           <w:b/>
-          <w:sz w:val="24"/>
+          <w:sz w:val="23"/>
         </w:rPr>
         <w:t>매도인의 진술 및 보장.</w:t>
       </w:r>
     </w:p>
     <w:p>
       <w:pPr>
-        <w:spacing w:after="80"/>
+        <w:spacing w:after="0"/>
       </w:pPr>
       <w:r>
         <w:rPr>
-          <w:rFonts w:ascii="Times New Roman" w:hAnsi="Times New Roman" w:eastAsia="바탕체"/>
-          <w:sz w:val="24"/>
+          <w:rFonts w:ascii="Times New Roman" w:hAnsi="Times New Roman" w:eastAsia="바탕"/>
+          <w:sz w:val="23"/>
         </w:rPr>
         <w:t>매도인은 본 계약 체결일 및 거래종결일을 기준으로 다음 각 사항을 진술하고 보장한다.</w:t>
       </w:r>
     </w:p>
     <w:p>
       <w:pPr>
-        <w:spacing w:after="80"/>
+        <w:spacing w:after="0"/>
         <w:ind w:left="737"/>
       </w:pPr>
       <w:r>
         <w:rPr>
-          <w:rFonts w:ascii="Times New Roman" w:hAnsi="Times New Roman" w:eastAsia="바탕체"/>
-          <w:sz w:val="24"/>
+          <w:rFonts w:ascii="Times New Roman" w:hAnsi="Times New Roman" w:eastAsia="바탕"/>
+          <w:sz w:val="23"/>
         </w:rPr>
         <w:t>① 매도인은 본 계약을 체결하고 이행할 완전한 권한을 보유한다.</w:t>
       </w:r>
     </w:p>
     <w:p>
       <w:pPr>
-        <w:spacing w:after="80"/>
+        <w:spacing w:after="0"/>
         <w:ind w:left="737"/>
       </w:pPr>
       <w:r>
         <w:rPr>
-          <w:rFonts w:ascii="Times New Roman" w:hAnsi="Times New Roman" w:eastAsia="바탕체"/>
-          <w:sz w:val="24"/>
+          <w:rFonts w:ascii="Times New Roman" w:hAnsi="Times New Roman" w:eastAsia="바탕"/>
+          <w:sz w:val="23"/>
         </w:rPr>
         <w:t>② 대상주식에는 제한부담(유치권, 질권, 저당권 등)이 설정되어 있지 아니하다.</w:t>
       </w:r>
     </w:p>
     <w:p>
       <w:pPr>
-        <w:spacing w:after="80"/>
+        <w:spacing w:after="0"/>
         <w:ind w:left="737"/>
       </w:pPr>
       <w:r>
         <w:rPr>
-          <w:rFonts w:ascii="Times New Roman" w:hAnsi="Times New Roman" w:eastAsia="바탕체"/>
-          <w:sz w:val="24"/>
+          <w:rFonts w:ascii="Times New Roman" w:hAnsi="Times New Roman" w:eastAsia="바탕"/>
+          <w:sz w:val="23"/>
         </w:rPr>
         <w:t>③ 대상회사는 대한민국 법령에 따라 적법하게 설립·존속 중인 주식회사이다.</w:t>
       </w:r>
@@ -600,47 +600,47 @@
       </w:pPr>
       <w:r>
         <w:rPr>
-          <w:rFonts w:ascii="Times New Roman" w:hAnsi="Times New Roman" w:eastAsia="바탕체"/>
+          <w:rFonts w:ascii="Times New Roman" w:hAnsi="Times New Roman" w:eastAsia="바탕"/>
           <w:b/>
-          <w:sz w:val="24"/>
+          <w:sz w:val="23"/>
         </w:rPr>
         <w:t>매수인의 진술 및 보장.</w:t>
       </w:r>
     </w:p>
     <w:p>
       <w:pPr>
-        <w:spacing w:after="80"/>
+        <w:spacing w:after="0"/>
       </w:pPr>
       <w:r>
         <w:rPr>
-          <w:rFonts w:ascii="Times New Roman" w:hAnsi="Times New Roman" w:eastAsia="바탕체"/>
-          <w:sz w:val="24"/>
+          <w:rFonts w:ascii="Times New Roman" w:hAnsi="Times New Roman" w:eastAsia="바탕"/>
+          <w:sz w:val="23"/>
         </w:rPr>
         <w:t>매수인은 본 계약 체결일 및 거래종결일을 기준으로 다음 각 사항을 진술하고 보장한다.</w:t>
       </w:r>
     </w:p>
     <w:p>
       <w:pPr>
-        <w:spacing w:after="80"/>
+        <w:spacing w:after="0"/>
         <w:ind w:left="737"/>
       </w:pPr>
       <w:r>
         <w:rPr>
-          <w:rFonts w:ascii="Times New Roman" w:hAnsi="Times New Roman" w:eastAsia="바탕체"/>
-          <w:sz w:val="24"/>
+          <w:rFonts w:ascii="Times New Roman" w:hAnsi="Times New Roman" w:eastAsia="바탕"/>
+          <w:sz w:val="23"/>
         </w:rPr>
         <w:t>① 매수인은 본 계약을 체결하고 이행할 완전한 권한을 보유한다.</w:t>
       </w:r>
     </w:p>
     <w:p>
       <w:pPr>
-        <w:spacing w:after="80"/>
+        <w:spacing w:after="0"/>
         <w:ind w:left="737"/>
       </w:pPr>
       <w:r>
         <w:rPr>
-          <w:rFonts w:ascii="Times New Roman" w:hAnsi="Times New Roman" w:eastAsia="바탕체"/>
-          <w:sz w:val="24"/>
+          <w:rFonts w:ascii="Times New Roman" w:hAnsi="Times New Roman" w:eastAsia="바탕"/>
+          <w:sz w:val="23"/>
         </w:rPr>
         <w:t>② 본 계약의 체결 및 이행에 어떠한 법적 장애사유도 존재하지 아니한다.</w:t>
       </w:r>
@@ -648,25 +648,25 @@
     <w:p>
       <w:pPr>
         <w:pStyle w:val="Heading1"/>
-        <w:spacing w:before="240" w:after="120"/>
+        <w:spacing w:before="360" w:after="240"/>
       </w:pPr>
       <w:r>
         <w:rPr>
-          <w:rFonts w:ascii="Times New Roman" w:hAnsi="Times New Roman" w:eastAsia="바탕체"/>
+          <w:rFonts w:ascii="Times New Roman" w:hAnsi="Times New Roman" w:eastAsia="바탕"/>
           <w:b/>
-          <w:sz w:val="24"/>
+          <w:sz w:val="23"/>
         </w:rPr>
         <w:t>제6조 (에스크로)</w:t>
       </w:r>
     </w:p>
     <w:p>
       <w:pPr>
-        <w:spacing w:after="80"/>
+        <w:spacing w:after="0"/>
       </w:pPr>
       <w:r>
         <w:rPr>
-          <w:rFonts w:ascii="Times New Roman" w:hAnsi="Times New Roman" w:eastAsia="바탕체"/>
-          <w:sz w:val="24"/>
+          <w:rFonts w:ascii="Times New Roman" w:hAnsi="Times New Roman" w:eastAsia="바탕"/>
+          <w:sz w:val="23"/>
         </w:rPr>
         <w:t>매수인은 거래종결 시 매매대금 중 금 {{ escrow_amount }}원을 당사자들이 별도로 합의하는 에스크로 계좌에 예치하며, 동 금원은 매도인의 진술보장 위반에 따른 손해배상 등 책임 이행을 위한 담보로서 {{ escrow_period_months }}개월간 유지된다.</w:t>
       </w:r>
@@ -674,25 +674,25 @@
     <w:p>
       <w:pPr>
         <w:pStyle w:val="Heading1"/>
-        <w:spacing w:before="240" w:after="120"/>
+        <w:spacing w:before="360" w:after="240"/>
       </w:pPr>
       <w:r>
         <w:rPr>
-          <w:rFonts w:ascii="Times New Roman" w:hAnsi="Times New Roman" w:eastAsia="바탕체"/>
+          <w:rFonts w:ascii="Times New Roman" w:hAnsi="Times New Roman" w:eastAsia="바탕"/>
           <w:b/>
-          <w:sz w:val="24"/>
+          <w:sz w:val="23"/>
         </w:rPr>
         <w:t>제7조 (손해배상 및 면책)</w:t>
       </w:r>
     </w:p>
     <w:p>
       <w:pPr>
-        <w:spacing w:after="80"/>
+        <w:spacing w:after="0"/>
       </w:pPr>
       <w:r>
         <w:rPr>
-          <w:rFonts w:ascii="Times New Roman" w:hAnsi="Times New Roman" w:eastAsia="바탕체"/>
-          <w:sz w:val="24"/>
+          <w:rFonts w:ascii="Times New Roman" w:hAnsi="Times New Roman" w:eastAsia="바탕"/>
+          <w:sz w:val="23"/>
         </w:rPr>
         <w:t>일방 당사자가 본 계약상 진술·보장을 위반하거나 의무를 불이행하는 경우, 상대방 당사자에게 발생한 손해를 배상한다. 매도인의 진술·보장에 기한 배상 청구 기간은 거래종결일로부터 {{ warranty_period_months }}개월로 한다.</w:t>
       </w:r>
@@ -700,25 +700,25 @@
     <w:p>
       <w:pPr>
         <w:pStyle w:val="Heading1"/>
-        <w:spacing w:before="240" w:after="120"/>
+        <w:spacing w:before="360" w:after="240"/>
       </w:pPr>
       <w:r>
         <w:rPr>
-          <w:rFonts w:ascii="Times New Roman" w:hAnsi="Times New Roman" w:eastAsia="바탕체"/>
+          <w:rFonts w:ascii="Times New Roman" w:hAnsi="Times New Roman" w:eastAsia="바탕"/>
           <w:b/>
-          <w:sz w:val="24"/>
+          <w:sz w:val="23"/>
         </w:rPr>
         <w:t>제8조 (비밀유지)</w:t>
       </w:r>
     </w:p>
     <w:p>
       <w:pPr>
-        <w:spacing w:after="80"/>
+        <w:spacing w:after="0"/>
       </w:pPr>
       <w:r>
         <w:rPr>
-          <w:rFonts w:ascii="Times New Roman" w:hAnsi="Times New Roman" w:eastAsia="바탕체"/>
-          <w:sz w:val="24"/>
+          <w:rFonts w:ascii="Times New Roman" w:hAnsi="Times New Roman" w:eastAsia="바탕"/>
+          <w:sz w:val="23"/>
         </w:rPr>
         <w:t>각 당사자는 본 계약의 내용 및 거래 협의 과정에서 취득한 상대방의 비밀정보를 상대방의 사전 서면 동의 없이 제3자에게 공개하거나 본 계약 이외의 목적으로 사용하여서는 아니 된다.</w:t>
       </w:r>
@@ -726,25 +726,25 @@
     <w:p>
       <w:pPr>
         <w:pStyle w:val="Heading1"/>
-        <w:spacing w:before="240" w:after="120"/>
+        <w:spacing w:before="360" w:after="240"/>
       </w:pPr>
       <w:r>
         <w:rPr>
-          <w:rFonts w:ascii="Times New Roman" w:hAnsi="Times New Roman" w:eastAsia="바탕체"/>
+          <w:rFonts w:ascii="Times New Roman" w:hAnsi="Times New Roman" w:eastAsia="바탕"/>
           <w:b/>
-          <w:sz w:val="24"/>
+          <w:sz w:val="23"/>
         </w:rPr>
         <w:t>제9조 (준거법 및 관할)</w:t>
       </w:r>
     </w:p>
     <w:p>
       <w:pPr>
-        <w:spacing w:after="80"/>
+        <w:spacing w:after="0"/>
       </w:pPr>
       <w:r>
         <w:rPr>
-          <w:rFonts w:ascii="Times New Roman" w:hAnsi="Times New Roman" w:eastAsia="바탕체"/>
-          <w:sz w:val="24"/>
+          <w:rFonts w:ascii="Times New Roman" w:hAnsi="Times New Roman" w:eastAsia="바탕"/>
+          <w:sz w:val="23"/>
         </w:rPr>
         <w:t>본 계약은 {{ governing_law }} 법에 따라 해석되며, 본 계약으로부터 발생하는 분쟁은 서울중앙지방법원을 제1심 전속 관할법원으로 한다.</w:t>
       </w:r>
@@ -752,25 +752,25 @@
     <w:p>
       <w:pPr>
         <w:pStyle w:val="Heading1"/>
-        <w:spacing w:before="240" w:after="120"/>
+        <w:spacing w:before="360" w:after="240"/>
       </w:pPr>
       <w:r>
         <w:rPr>
-          <w:rFonts w:ascii="Times New Roman" w:hAnsi="Times New Roman" w:eastAsia="바탕체"/>
+          <w:rFonts w:ascii="Times New Roman" w:hAnsi="Times New Roman" w:eastAsia="바탕"/>
           <w:b/>
-          <w:sz w:val="24"/>
+          <w:sz w:val="23"/>
         </w:rPr>
         <w:t>제10조 (일반 조항)</w:t>
       </w:r>
     </w:p>
     <w:p>
       <w:pPr>
-        <w:spacing w:after="80"/>
+        <w:spacing w:after="0"/>
       </w:pPr>
       <w:r>
         <w:rPr>
-          <w:rFonts w:ascii="Times New Roman" w:hAnsi="Times New Roman" w:eastAsia="바탕체"/>
-          <w:sz w:val="24"/>
+          <w:rFonts w:ascii="Times New Roman" w:hAnsi="Times New Roman" w:eastAsia="바탕"/>
+          <w:sz w:val="23"/>
         </w:rPr>
         <w:t>본 계약은 대상주식의 매수도에 관하여 당사자간의 완전한 합의를 구성하며, 본 계약 체결 이전의 구두 또는 서면에 의한 모든 합의에 우선한다. 본 계약의 변경은 양 당사자가 서명한 서면에 의하여야 한다.</w:t>
       </w:r>
@@ -782,8 +782,8 @@
       </w:pPr>
       <w:r>
         <w:rPr>
-          <w:rFonts w:ascii="Times New Roman" w:hAnsi="Times New Roman" w:eastAsia="바탕체"/>
-          <w:sz w:val="24"/>
+          <w:rFonts w:ascii="Times New Roman" w:hAnsi="Times New Roman" w:eastAsia="바탕"/>
+          <w:sz w:val="23"/>
         </w:rPr>
         <w:t>{{ signing_date }}</w:t>
       </w:r>
@@ -795,8 +795,8 @@
       </w:pPr>
       <w:r>
         <w:rPr>
-          <w:rFonts w:ascii="Times New Roman" w:hAnsi="Times New Roman" w:eastAsia="바탕체"/>
-          <w:sz w:val="22"/>
+          <w:rFonts w:ascii="Times New Roman" w:hAnsi="Times New Roman" w:eastAsia="바탕"/>
+          <w:sz w:val="23"/>
         </w:rPr>
         <w:t>본 계약의 성립을 증명하기 위하여 아래에 서명 또는 기명날인한다.</w:t>
       </w:r>
@@ -809,19 +809,18 @@
         <w:tblLook w:firstColumn="1" w:firstRow="1" w:lastColumn="0" w:lastRow="0" w:noHBand="0" w:noVBand="1" w:val="04A0"/>
       </w:tblPr>
       <w:tblGrid>
-        <w:gridCol w:w="4513"/>
-        <w:gridCol w:w="4513"/>
+        <w:gridCol w:w="4536"/>
+        <w:gridCol w:w="4536"/>
       </w:tblGrid>
       <w:tr>
         <w:tc>
           <w:tcPr>
-            <w:tcW w:type="dxa" w:w="4513"/>
-            <w:tcH w:val="1701" w:type="atLeast"/>
+            <w:tcW w:w="0" w:type="auto"/>
           </w:tcPr>
           <w:p>
             <w:r>
               <w:rPr>
-                <w:rFonts w:ascii="Times New Roman" w:hAnsi="Times New Roman" w:eastAsia="바탕체"/>
+                <w:rFonts w:ascii="Times New Roman" w:hAnsi="Times New Roman" w:eastAsia="바탕"/>
                 <w:b/>
                 <w:sz w:val="22"/>
               </w:rPr>
@@ -831,13 +830,12 @@
         </w:tc>
         <w:tc>
           <w:tcPr>
-            <w:tcW w:type="dxa" w:w="4513"/>
-            <w:tcH w:val="1701" w:type="atLeast"/>
+            <w:tcW w:w="0" w:type="auto"/>
           </w:tcPr>
           <w:p>
             <w:r>
               <w:rPr>
-                <w:rFonts w:ascii="Times New Roman" w:hAnsi="Times New Roman" w:eastAsia="바탕체"/>
+                <w:rFonts w:ascii="Times New Roman" w:hAnsi="Times New Roman" w:eastAsia="바탕"/>
                 <w:sz w:val="22"/>
               </w:rPr>
               <w:t>{{ seller_name }}</w:t>
@@ -845,10 +843,10 @@
             </w:r>
             <w:r>
               <w:rPr>
-                <w:rFonts w:ascii="Times New Roman" w:hAnsi="Times New Roman" w:eastAsia="바탕체"/>
+                <w:rFonts w:ascii="Times New Roman" w:hAnsi="Times New Roman" w:eastAsia="바탕"/>
                 <w:sz w:val="22"/>
               </w:rPr>
-              <w:t>대표이사: {{ seller_representative }}</w:t>
+              <w:t>대표이사 {{ seller_representative }}</w:t>
             </w:r>
           </w:p>
         </w:tc>
@@ -856,13 +854,12 @@
       <w:tr>
         <w:tc>
           <w:tcPr>
-            <w:tcW w:type="dxa" w:w="4513"/>
-            <w:tcH w:val="1701" w:type="atLeast"/>
+            <w:tcW w:w="0" w:type="auto"/>
           </w:tcPr>
           <w:p>
             <w:r>
               <w:rPr>
-                <w:rFonts w:ascii="Times New Roman" w:hAnsi="Times New Roman" w:eastAsia="바탕체"/>
+                <w:rFonts w:ascii="Times New Roman" w:hAnsi="Times New Roman" w:eastAsia="바탕"/>
                 <w:b/>
                 <w:sz w:val="22"/>
               </w:rPr>
@@ -872,13 +869,12 @@
         </w:tc>
         <w:tc>
           <w:tcPr>
-            <w:tcW w:type="dxa" w:w="4513"/>
-            <w:tcH w:val="1701" w:type="atLeast"/>
+            <w:tcW w:w="0" w:type="auto"/>
           </w:tcPr>
           <w:p>
             <w:r>
               <w:rPr>
-                <w:rFonts w:ascii="Times New Roman" w:hAnsi="Times New Roman" w:eastAsia="바탕체"/>
+                <w:rFonts w:ascii="Times New Roman" w:hAnsi="Times New Roman" w:eastAsia="바탕"/>
                 <w:sz w:val="22"/>
               </w:rPr>
               <w:t>{{ buyer_name }}</w:t>
@@ -886,23 +882,59 @@
             </w:r>
             <w:r>
               <w:rPr>
-                <w:rFonts w:ascii="Times New Roman" w:hAnsi="Times New Roman" w:eastAsia="바탕체"/>
+                <w:rFonts w:ascii="Times New Roman" w:hAnsi="Times New Roman" w:eastAsia="바탕"/>
                 <w:sz w:val="22"/>
               </w:rPr>
-              <w:t>대표이사: {{ buyer_representative }}</w:t>
+              <w:t>대표이사 {{ buyer_representative }}</w:t>
             </w:r>
           </w:p>
         </w:tc>
       </w:tr>
     </w:tbl>
     <w:sectPr>
+      <w:footerReference w:type="default" r:id="rId9"/>
       <w:pgSz w:w="11906" w:h="16838"/>
-      <w:pgMar w:top="1701" w:right="1440" w:bottom="1440" w:left="1440" w:header="720" w:footer="720" w:gutter="0"/>
+      <w:pgMar w:top="1701" w:right="1417" w:bottom="1701" w:left="1417" w:header="709" w:footer="709" w:gutter="0"/>
       <w:cols w:space="720"/>
       <w:docGrid w:linePitch="360"/>
     </w:sectPr>
   </w:body>
 </w:document>
+</file>
+
+<file path=word/footer1.xml><?xml version="1.0" encoding="utf-8"?>
+<w:ftr xmlns:m="http://schemas.openxmlformats.org/officeDocument/2006/math" xmlns:mc="http://schemas.openxmlformats.org/markup-compatibility/2006" xmlns:mo="http://schemas.microsoft.com/office/mac/office/2008/main" xmlns:mv="urn:schemas-microsoft-com:mac:vml" xmlns:o="urn:schemas-microsoft-com:office:office" xmlns:r="http://schemas.openxmlformats.org/officeDocument/2006/relationships" xmlns:v="urn:schemas-microsoft-com:vml" xmlns:w10="urn:schemas-microsoft-com:office:word" xmlns:w14="http://schemas.microsoft.com/office/word/2010/wordml" xmlns:w="http://schemas.openxmlformats.org/wordprocessingml/2006/main" xmlns:wne="http://schemas.microsoft.com/office/word/2006/wordml" xmlns:wp14="http://schemas.microsoft.com/office/word/2010/wordprocessingDrawing" xmlns:wp="http://schemas.openxmlformats.org/drawingml/2006/wordprocessingDrawing" xmlns:wpc="http://schemas.microsoft.com/office/word/2010/wordprocessingCanvas" xmlns:wpg="http://schemas.microsoft.com/office/word/2010/wordprocessingGroup" xmlns:wpi="http://schemas.microsoft.com/office/word/2010/wordprocessingInk" xmlns:wps="http://schemas.microsoft.com/office/word/2010/wordprocessingShape" mc:Ignorable="w14 wp14">
+  <w:p>
+    <w:pPr>
+      <w:pStyle w:val="Footer"/>
+      <w:jc w:val="center"/>
+    </w:pPr>
+    <w:r>
+      <w:rPr>
+        <w:rFonts w:ascii="Times New Roman" w:hAnsi="Times New Roman"/>
+        <w:sz w:val="18"/>
+      </w:rPr>
+      <w:t xml:space="preserve">- </w:t>
+    </w:r>
+    <w:r>
+      <w:rPr>
+        <w:rFonts w:ascii="Times New Roman" w:hAnsi="Times New Roman"/>
+        <w:sz w:val="18"/>
+      </w:rPr>
+      <w:fldChar w:fldCharType="begin"/>
+      <w:instrText xml:space="preserve"> PAGE </w:instrText>
+      <w:fldChar w:fldCharType="separate"/>
+      <w:fldChar w:fldCharType="end"/>
+    </w:r>
+    <w:r>
+      <w:rPr>
+        <w:rFonts w:ascii="Times New Roman" w:hAnsi="Times New Roman"/>
+        <w:sz w:val="18"/>
+      </w:rPr>
+      <w:t xml:space="preserve"> -</w:t>
+    </w:r>
+  </w:p>
+</w:ftr>
 </file>
 
 <file path=word/numbering.xml><?xml version="1.0" encoding="utf-8"?>
@@ -1268,6 +1300,14 @@
     <w:name w:val="Normal"/>
     <w:qFormat/>
     <w:rsid w:val="00FC693F"/>
+    <w:pPr>
+      <w:spacing w:line="312" w:lineRule="auto" w:before="0" w:after="0"/>
+      <w:jc w:val="both"/>
+    </w:pPr>
+    <w:rPr>
+      <w:rFonts w:ascii="Times New Roman" w:hAnsi="Times New Roman" w:eastAsia="바탕"/>
+      <w:sz w:val="23"/>
+    </w:rPr>
   </w:style>
   <w:style w:type="paragraph" w:styleId="Header">
     <w:name w:val="header"/>
@@ -12950,6 +12990,88 @@
         <w:shd w:val="clear" w:color="auto" w:fill="FBCAA2" w:themeFill="accent6" w:themeFillTint="7F"/>
       </w:tcPr>
     </w:tblStylePr>
+  </w:style>
+  <w:style w:type="paragraph" w:customStyle="1" w:styleId="Contract_L1">
+    <w:name w:val="Contract_L1"/>
+    <w:basedOn w:val="Normal"/>
+    <w:pPr>
+      <w:spacing w:line="312" w:lineRule="auto" w:before="360" w:after="240"/>
+      <w:jc w:val="both"/>
+    </w:pPr>
+    <w:rPr>
+      <w:rFonts w:ascii="Times New Roman" w:hAnsi="Times New Roman" w:eastAsia="바탕"/>
+      <w:b/>
+      <w:sz w:val="23"/>
+    </w:rPr>
+  </w:style>
+  <w:style w:type="paragraph" w:customStyle="1" w:styleId="Contract_L2">
+    <w:name w:val="Contract_L2"/>
+    <w:basedOn w:val="Normal"/>
+    <w:pPr>
+      <w:spacing w:line="312" w:lineRule="auto" w:before="0" w:after="0"/>
+      <w:ind w:left="737" w:hanging="737"/>
+      <w:jc w:val="both"/>
+    </w:pPr>
+    <w:rPr>
+      <w:rFonts w:ascii="Times New Roman" w:hAnsi="Times New Roman" w:eastAsia="바탕"/>
+      <w:b w:val="0"/>
+      <w:sz w:val="23"/>
+    </w:rPr>
+  </w:style>
+  <w:style w:type="paragraph" w:customStyle="1" w:styleId="Contract_L3">
+    <w:name w:val="Contract_L3"/>
+    <w:basedOn w:val="Normal"/>
+    <w:pPr>
+      <w:spacing w:line="312" w:lineRule="auto" w:before="0" w:after="0"/>
+      <w:ind w:left="1191" w:hanging="397"/>
+      <w:jc w:val="both"/>
+    </w:pPr>
+    <w:rPr>
+      <w:rFonts w:ascii="Times New Roman" w:hAnsi="Times New Roman" w:eastAsia="바탕"/>
+      <w:b w:val="0"/>
+      <w:sz w:val="23"/>
+    </w:rPr>
+  </w:style>
+  <w:style w:type="paragraph" w:customStyle="1" w:styleId="Contract_L4">
+    <w:name w:val="Contract_L4"/>
+    <w:basedOn w:val="Normal"/>
+    <w:pPr>
+      <w:spacing w:line="312" w:lineRule="auto" w:before="0" w:after="0"/>
+      <w:ind w:left="1587" w:hanging="397"/>
+      <w:jc w:val="both"/>
+    </w:pPr>
+    <w:rPr>
+      <w:rFonts w:ascii="Times New Roman" w:hAnsi="Times New Roman" w:eastAsia="바탕"/>
+      <w:b w:val="0"/>
+      <w:sz w:val="23"/>
+    </w:rPr>
+  </w:style>
+  <w:style w:type="paragraph" w:customStyle="1" w:styleId="Contract_Body">
+    <w:name w:val="Contract_Body"/>
+    <w:basedOn w:val="Normal"/>
+    <w:pPr>
+      <w:spacing w:line="312" w:lineRule="auto" w:before="0" w:after="0"/>
+      <w:jc w:val="both"/>
+    </w:pPr>
+    <w:rPr>
+      <w:rFonts w:ascii="Times New Roman" w:hAnsi="Times New Roman" w:eastAsia="바탕"/>
+      <w:b w:val="0"/>
+      <w:sz w:val="23"/>
+    </w:rPr>
+  </w:style>
+  <w:style w:type="paragraph" w:customStyle="1" w:styleId="Contract_Definition">
+    <w:name w:val="Contract_Definition"/>
+    <w:basedOn w:val="Normal"/>
+    <w:pPr>
+      <w:spacing w:line="312" w:lineRule="auto" w:before="0" w:after="0"/>
+      <w:ind w:left="737"/>
+      <w:jc w:val="both"/>
+    </w:pPr>
+    <w:rPr>
+      <w:rFonts w:ascii="Times New Roman" w:hAnsi="Times New Roman" w:eastAsia="바탕"/>
+      <w:b w:val="0"/>
+      <w:sz w:val="23"/>
+    </w:rPr>
   </w:style>
 </w:styles>
 </file>
